--- a/bank/task_06/variant_01.docx
+++ b/bank/task_06/variant_01.docx
@@ -4,20 +4,16 @@
   <w:body>
     <w:p>
       <w:pPr>
-        <w:spacing w:before="240" w:after="240" w:line="240" w:lineRule="auto"/>
-        <w:jc w:val="both"/>
         <w:rPr>
-          <w:rFonts w:ascii="Cambria Math" w:eastAsia="Times New Roman" w:hAnsi="Cambria Math" w:cs="Segoe UI"/>
-          <w:sz w:val="24"/>
+          <w:rFonts w:eastAsia="Times New Roman"/>
           <w:szCs w:val="28"/>
           <w:lang w:eastAsia="ru-RU"/>
         </w:rPr>
       </w:pPr>
       <w:r>
         <w:rPr>
-          <w:rFonts w:ascii="Cambria Math" w:eastAsia="Times New Roman" w:hAnsi="Cambria Math" w:cs="Segoe UI"/>
+          <w:rFonts w:eastAsia="Times New Roman"/>
           <w:bCs/>
-          <w:sz w:val="24"/>
           <w:szCs w:val="28"/>
           <w:lang w:eastAsia="ru-RU"/>
         </w:rPr>
@@ -25,8 +21,7 @@
       </w:r>
       <w:r>
         <w:rPr>
-          <w:rFonts w:ascii="Cambria Math" w:eastAsia="Times New Roman" w:hAnsi="Cambria Math" w:cs="Segoe UI"/>
-          <w:sz w:val="24"/>
+          <w:rFonts w:eastAsia="Times New Roman"/>
           <w:szCs w:val="28"/>
           <w:lang w:eastAsia="ru-RU"/>
         </w:rPr>
@@ -35,10 +30,7 @@
     </w:p>
     <w:p>
       <w:pPr>
-        <w:spacing w:before="240" w:after="240" w:line="240" w:lineRule="auto"/>
         <w:rPr>
-          <w:rFonts w:ascii="Cambria Math" w:hAnsi="Cambria Math"/>
-          <w:sz w:val="24"/>
           <w:szCs w:val="28"/>
           <w:lang w:eastAsia="ru-RU"/>
         </w:rPr>
@@ -46,12 +38,11 @@
       <w:r>
         <w:rPr>
           <w:noProof/>
-          <w:sz w:val="24"/>
         </w:rPr>
         <w:drawing>
-          <wp:inline distT="0" distB="0" distL="0" distR="0" wp14:anchorId="6FF8F23D" wp14:editId="41B29CB4">
-            <wp:extent cx="5800000" cy="1685714"/>
-            <wp:effectExtent l="0" t="0" r="0" b="1905"/>
+          <wp:inline distT="0" distB="0" distL="0" distR="0" wp14:anchorId="6FF8F23D" wp14:editId="23D060B1">
+            <wp:extent cx="4686300" cy="1362028"/>
+            <wp:effectExtent l="0" t="0" r="0" b="0"/>
             <wp:docPr id="1" name="Рисунок 1"/>
             <wp:cNvGraphicFramePr>
               <a:graphicFrameLocks xmlns:a="http://schemas.openxmlformats.org/drawingml/2006/main" noChangeAspect="1"/>
@@ -72,7 +63,7 @@
                   <pic:spPr>
                     <a:xfrm>
                       <a:off x="0" y="0"/>
-                      <a:ext cx="5800000" cy="1685714"/>
+                      <a:ext cx="4747185" cy="1379724"/>
                     </a:xfrm>
                     <a:prstGeom prst="rect">
                       <a:avLst/>
@@ -92,8 +83,34 @@
           <w:ilvl w:val="0"/>
           <w:numId w:val="2"/>
         </w:numPr>
+        <w:ind w:firstLine="0"/>
+        <w:jc w:val="both"/>
         <w:rPr>
-          <w:rFonts w:ascii="Cambria Math" w:hAnsi="Cambria Math"/>
+          <w:rFonts w:ascii="Cambria Math" w:hAnsi="Cambria Math" w:cs="Times New Roman"/>
+          <w:sz w:val="24"/>
+          <w:szCs w:val="28"/>
+          <w:lang w:eastAsia="ru-RU"/>
+          <w:oMath/>
+        </w:rPr>
+        <w:sectPr>
+          <w:pgSz w:w="11906" w:h="16838"/>
+          <w:pgMar w:top="850" w:right="850" w:bottom="850" w:left="850" w:header="708" w:footer="708" w:gutter="0"/>
+          <w:cols w:space="708"/>
+          <w:docGrid w:linePitch="360"/>
+        </w:sectPr>
+      </w:pPr>
+    </w:p>
+    <w:p>
+      <w:pPr>
+        <w:pStyle w:val="a8"/>
+        <w:numPr>
+          <w:ilvl w:val="0"/>
+          <w:numId w:val="2"/>
+        </w:numPr>
+        <w:ind w:left="0" w:firstLine="0"/>
+        <w:jc w:val="center"/>
+        <w:rPr>
+          <w:rFonts w:ascii="Times New Roman" w:hAnsi="Times New Roman" w:cs="Times New Roman"/>
           <w:sz w:val="24"/>
           <w:szCs w:val="28"/>
           <w:lang w:eastAsia="ru-RU"/>
@@ -102,7 +119,7 @@
       <m:oMath>
         <m:r>
           <w:rPr>
-            <w:rFonts w:ascii="Cambria Math" w:hAnsi="Cambria Math"/>
+            <w:rFonts w:ascii="Cambria Math" w:hAnsi="Cambria Math" w:cs="Times New Roman"/>
             <w:sz w:val="24"/>
             <w:szCs w:val="28"/>
             <w:lang w:eastAsia="ru-RU"/>
@@ -114,7 +131,7 @@
             <m:sty m:val="p"/>
           </m:rPr>
           <w:rPr>
-            <w:rFonts w:ascii="Cambria Math" w:hAnsi="Cambria Math"/>
+            <w:rFonts w:ascii="Cambria Math" w:hAnsi="Cambria Math" w:cs="Times New Roman"/>
             <w:sz w:val="24"/>
             <w:szCs w:val="28"/>
             <w:lang w:eastAsia="ru-RU"/>
@@ -125,7 +142,7 @@
           <m:sSupPr>
             <m:ctrlPr>
               <w:rPr>
-                <w:rFonts w:ascii="Cambria Math" w:hAnsi="Cambria Math"/>
+                <w:rFonts w:ascii="Cambria Math" w:hAnsi="Cambria Math" w:cs="Times New Roman"/>
                 <w:sz w:val="24"/>
                 <w:szCs w:val="28"/>
                 <w:lang w:eastAsia="ru-RU"/>
@@ -135,7 +152,7 @@
           <m:e>
             <m:r>
               <w:rPr>
-                <w:rFonts w:ascii="Cambria Math" w:hAnsi="Cambria Math"/>
+                <w:rFonts w:ascii="Cambria Math" w:hAnsi="Cambria Math" w:cs="Times New Roman"/>
                 <w:sz w:val="24"/>
                 <w:szCs w:val="28"/>
                 <w:lang w:eastAsia="ru-RU"/>
@@ -149,7 +166,7 @@
                 <m:sty m:val="p"/>
               </m:rPr>
               <w:rPr>
-                <w:rFonts w:ascii="Cambria Math" w:hAnsi="Cambria Math"/>
+                <w:rFonts w:ascii="Cambria Math" w:hAnsi="Cambria Math" w:cs="Times New Roman"/>
                 <w:sz w:val="24"/>
                 <w:szCs w:val="28"/>
                 <w:lang w:eastAsia="ru-RU"/>
@@ -167,8 +184,10 @@
           <w:ilvl w:val="0"/>
           <w:numId w:val="2"/>
         </w:numPr>
+        <w:ind w:left="0" w:firstLine="0"/>
+        <w:jc w:val="center"/>
         <w:rPr>
-          <w:rFonts w:ascii="Cambria Math" w:hAnsi="Cambria Math"/>
+          <w:rFonts w:ascii="Times New Roman" w:hAnsi="Times New Roman" w:cs="Times New Roman"/>
           <w:sz w:val="24"/>
           <w:szCs w:val="28"/>
           <w:lang w:eastAsia="ru-RU"/>
@@ -177,7 +196,7 @@
       <m:oMath>
         <m:r>
           <w:rPr>
-            <w:rFonts w:ascii="Cambria Math" w:hAnsi="Cambria Math"/>
+            <w:rFonts w:ascii="Cambria Math" w:hAnsi="Cambria Math" w:cs="Times New Roman"/>
             <w:sz w:val="24"/>
             <w:szCs w:val="28"/>
             <w:lang w:eastAsia="ru-RU"/>
@@ -189,7 +208,7 @@
             <m:sty m:val="p"/>
           </m:rPr>
           <w:rPr>
-            <w:rFonts w:ascii="Cambria Math" w:hAnsi="Cambria Math"/>
+            <w:rFonts w:ascii="Cambria Math" w:hAnsi="Cambria Math" w:cs="Times New Roman"/>
             <w:sz w:val="24"/>
             <w:szCs w:val="28"/>
             <w:lang w:eastAsia="ru-RU"/>
@@ -198,7 +217,7 @@
         </m:r>
         <m:r>
           <w:rPr>
-            <w:rFonts w:ascii="Cambria Math" w:hAnsi="Cambria Math"/>
+            <w:rFonts w:ascii="Cambria Math" w:hAnsi="Cambria Math" w:cs="Times New Roman"/>
             <w:sz w:val="24"/>
             <w:szCs w:val="28"/>
             <w:lang w:eastAsia="ru-RU"/>
@@ -210,7 +229,7 @@
             <m:sty m:val="p"/>
           </m:rPr>
           <w:rPr>
-            <w:rFonts w:ascii="Cambria Math" w:hAnsi="Cambria Math"/>
+            <w:rFonts w:ascii="Cambria Math" w:hAnsi="Cambria Math" w:cs="Times New Roman"/>
             <w:sz w:val="24"/>
             <w:szCs w:val="28"/>
             <w:lang w:eastAsia="ru-RU"/>
@@ -226,8 +245,10 @@
           <w:ilvl w:val="0"/>
           <w:numId w:val="2"/>
         </w:numPr>
+        <w:ind w:left="0" w:firstLine="0"/>
+        <w:jc w:val="center"/>
         <w:rPr>
-          <w:rFonts w:ascii="Cambria Math" w:hAnsi="Cambria Math"/>
+          <w:rFonts w:ascii="Times New Roman" w:hAnsi="Times New Roman" w:cs="Times New Roman"/>
           <w:sz w:val="24"/>
           <w:szCs w:val="28"/>
           <w:lang w:eastAsia="ru-RU"/>
@@ -236,7 +257,7 @@
       <m:oMath>
         <m:r>
           <w:rPr>
-            <w:rFonts w:ascii="Cambria Math" w:hAnsi="Cambria Math"/>
+            <w:rFonts w:ascii="Cambria Math" w:hAnsi="Cambria Math" w:cs="Times New Roman"/>
             <w:sz w:val="24"/>
             <w:szCs w:val="28"/>
             <w:lang w:eastAsia="ru-RU"/>
@@ -248,7 +269,7 @@
             <m:sty m:val="p"/>
           </m:rPr>
           <w:rPr>
-            <w:rFonts w:ascii="Cambria Math" w:hAnsi="Cambria Math"/>
+            <w:rFonts w:ascii="Cambria Math" w:hAnsi="Cambria Math" w:cs="Times New Roman"/>
             <w:sz w:val="24"/>
             <w:szCs w:val="28"/>
             <w:lang w:eastAsia="ru-RU"/>
@@ -260,7 +281,7 @@
             <m:degHide m:val="1"/>
             <m:ctrlPr>
               <w:rPr>
-                <w:rFonts w:ascii="Cambria Math" w:hAnsi="Cambria Math"/>
+                <w:rFonts w:ascii="Cambria Math" w:hAnsi="Cambria Math" w:cs="Times New Roman"/>
                 <w:sz w:val="24"/>
                 <w:szCs w:val="28"/>
                 <w:lang w:eastAsia="ru-RU"/>
@@ -271,7 +292,7 @@
           <m:e>
             <m:r>
               <w:rPr>
-                <w:rFonts w:ascii="Cambria Math" w:hAnsi="Cambria Math"/>
+                <w:rFonts w:ascii="Cambria Math" w:hAnsi="Cambria Math" w:cs="Times New Roman"/>
                 <w:sz w:val="24"/>
                 <w:szCs w:val="28"/>
                 <w:lang w:eastAsia="ru-RU"/>
@@ -289,8 +310,10 @@
           <w:ilvl w:val="0"/>
           <w:numId w:val="2"/>
         </w:numPr>
+        <w:ind w:left="0" w:firstLine="0"/>
+        <w:jc w:val="center"/>
         <w:rPr>
-          <w:rFonts w:ascii="Cambria Math" w:hAnsi="Cambria Math"/>
+          <w:rFonts w:ascii="Times New Roman" w:hAnsi="Times New Roman" w:cs="Times New Roman"/>
           <w:sz w:val="24"/>
           <w:szCs w:val="28"/>
           <w:lang w:eastAsia="ru-RU"/>
@@ -299,7 +322,7 @@
       <m:oMath>
         <m:r>
           <w:rPr>
-            <w:rFonts w:ascii="Cambria Math" w:hAnsi="Cambria Math"/>
+            <w:rFonts w:ascii="Cambria Math" w:hAnsi="Cambria Math" w:cs="Times New Roman"/>
             <w:sz w:val="24"/>
             <w:szCs w:val="28"/>
             <w:lang w:eastAsia="ru-RU"/>
@@ -311,7 +334,7 @@
             <m:sty m:val="p"/>
           </m:rPr>
           <w:rPr>
-            <w:rFonts w:ascii="Cambria Math" w:hAnsi="Cambria Math"/>
+            <w:rFonts w:ascii="Cambria Math" w:hAnsi="Cambria Math" w:cs="Times New Roman"/>
             <w:sz w:val="24"/>
             <w:szCs w:val="28"/>
             <w:lang w:eastAsia="ru-RU"/>
@@ -322,7 +345,7 @@
           <m:fPr>
             <m:ctrlPr>
               <w:rPr>
-                <w:rFonts w:ascii="Cambria Math" w:hAnsi="Cambria Math"/>
+                <w:rFonts w:ascii="Cambria Math" w:hAnsi="Cambria Math" w:cs="Times New Roman"/>
                 <w:sz w:val="24"/>
                 <w:szCs w:val="28"/>
                 <w:lang w:eastAsia="ru-RU"/>
@@ -335,7 +358,7 @@
                 <m:sty m:val="p"/>
               </m:rPr>
               <w:rPr>
-                <w:rFonts w:ascii="Cambria Math" w:hAnsi="Cambria Math"/>
+                <w:rFonts w:ascii="Cambria Math" w:hAnsi="Cambria Math" w:cs="Times New Roman"/>
                 <w:sz w:val="24"/>
                 <w:szCs w:val="28"/>
                 <w:lang w:eastAsia="ru-RU"/>
@@ -346,7 +369,7 @@
           <m:den>
             <m:r>
               <w:rPr>
-                <w:rFonts w:ascii="Cambria Math" w:hAnsi="Cambria Math"/>
+                <w:rFonts w:ascii="Cambria Math" w:hAnsi="Cambria Math" w:cs="Times New Roman"/>
                 <w:sz w:val="24"/>
                 <w:szCs w:val="28"/>
                 <w:lang w:eastAsia="ru-RU"/>
@@ -356,6 +379,23 @@
           </m:den>
         </m:f>
       </m:oMath>
+    </w:p>
+    <w:p>
+      <w:pPr>
+        <w:spacing w:beforeAutospacing="1"/>
+        <w:rPr>
+          <w:rFonts w:eastAsia="Times New Roman"/>
+          <w:szCs w:val="28"/>
+          <w:lang w:eastAsia="ru-RU"/>
+        </w:rPr>
+        <w:sectPr>
+          <w:type w:val="continuous"/>
+          <w:pgSz w:w="11906" w:h="16838"/>
+          <w:pgMar w:top="850" w:right="850" w:bottom="850" w:left="850" w:header="708" w:footer="708" w:gutter="0"/>
+          <w:cols w:num="4" w:space="567"/>
+          <w:docGrid w:linePitch="360"/>
+        </w:sectPr>
+      </w:pPr>
     </w:p>
     <w:tbl>
       <w:tblPr>
@@ -382,18 +422,16 @@
           </w:tcPr>
           <w:p>
             <w:pPr>
-              <w:spacing w:before="100" w:beforeAutospacing="1"/>
-              <w:rPr>
-                <w:rFonts w:ascii="Cambria Math" w:eastAsia="Times New Roman" w:hAnsi="Cambria Math" w:cs="Segoe UI"/>
-                <w:sz w:val="24"/>
+              <w:spacing w:beforeAutospacing="1"/>
+              <w:rPr>
+                <w:rFonts w:eastAsia="Times New Roman"/>
                 <w:szCs w:val="28"/>
                 <w:lang w:eastAsia="ru-RU"/>
               </w:rPr>
             </w:pPr>
             <w:r>
               <w:rPr>
-                <w:rFonts w:ascii="Cambria Math" w:eastAsia="Times New Roman" w:hAnsi="Cambria Math" w:cs="Segoe UI"/>
-                <w:sz w:val="24"/>
+                <w:rFonts w:eastAsia="Times New Roman"/>
                 <w:szCs w:val="28"/>
                 <w:lang w:eastAsia="ru-RU"/>
               </w:rPr>
@@ -408,19 +446,17 @@
           </w:tcPr>
           <w:p>
             <w:pPr>
-              <w:spacing w:before="100" w:beforeAutospacing="1"/>
+              <w:spacing w:beforeAutospacing="1"/>
               <w:jc w:val="center"/>
               <w:rPr>
-                <w:rFonts w:ascii="Cambria Math" w:eastAsia="Times New Roman" w:hAnsi="Cambria Math" w:cs="Segoe UI"/>
-                <w:sz w:val="24"/>
+                <w:rFonts w:eastAsia="Times New Roman"/>
                 <w:szCs w:val="28"/>
                 <w:lang w:eastAsia="ru-RU"/>
               </w:rPr>
             </w:pPr>
             <w:r>
               <w:rPr>
-                <w:rFonts w:ascii="Cambria Math" w:eastAsia="Times New Roman" w:hAnsi="Cambria Math" w:cs="Segoe UI"/>
-                <w:sz w:val="24"/>
+                <w:rFonts w:eastAsia="Times New Roman"/>
                 <w:szCs w:val="28"/>
                 <w:lang w:eastAsia="ru-RU"/>
               </w:rPr>
@@ -435,19 +471,17 @@
           </w:tcPr>
           <w:p>
             <w:pPr>
-              <w:spacing w:before="100" w:beforeAutospacing="1"/>
+              <w:spacing w:beforeAutospacing="1"/>
               <w:jc w:val="center"/>
               <w:rPr>
-                <w:rFonts w:ascii="Cambria Math" w:eastAsia="Times New Roman" w:hAnsi="Cambria Math" w:cs="Segoe UI"/>
-                <w:sz w:val="24"/>
+                <w:rFonts w:eastAsia="Times New Roman"/>
                 <w:szCs w:val="28"/>
                 <w:lang w:eastAsia="ru-RU"/>
               </w:rPr>
             </w:pPr>
             <w:r>
               <w:rPr>
-                <w:rFonts w:ascii="Cambria Math" w:eastAsia="Times New Roman" w:hAnsi="Cambria Math" w:cs="Segoe UI"/>
-                <w:sz w:val="24"/>
+                <w:rFonts w:eastAsia="Times New Roman"/>
                 <w:szCs w:val="28"/>
                 <w:lang w:eastAsia="ru-RU"/>
               </w:rPr>
@@ -462,19 +496,17 @@
           </w:tcPr>
           <w:p>
             <w:pPr>
-              <w:spacing w:before="100" w:beforeAutospacing="1"/>
+              <w:spacing w:beforeAutospacing="1"/>
               <w:jc w:val="center"/>
               <w:rPr>
-                <w:rFonts w:ascii="Cambria Math" w:eastAsia="Times New Roman" w:hAnsi="Cambria Math" w:cs="Segoe UI"/>
-                <w:sz w:val="24"/>
+                <w:rFonts w:eastAsia="Times New Roman"/>
                 <w:szCs w:val="28"/>
                 <w:lang w:eastAsia="ru-RU"/>
               </w:rPr>
             </w:pPr>
             <w:r>
               <w:rPr>
-                <w:rFonts w:ascii="Cambria Math" w:eastAsia="Times New Roman" w:hAnsi="Cambria Math" w:cs="Segoe UI"/>
-                <w:sz w:val="24"/>
+                <w:rFonts w:eastAsia="Times New Roman"/>
                 <w:szCs w:val="28"/>
                 <w:lang w:eastAsia="ru-RU"/>
               </w:rPr>
@@ -495,10 +527,9 @@
           </w:tcPr>
           <w:p>
             <w:pPr>
-              <w:spacing w:before="100" w:beforeAutospacing="1"/>
-              <w:rPr>
-                <w:rFonts w:ascii="Cambria Math" w:eastAsia="Times New Roman" w:hAnsi="Cambria Math" w:cs="Segoe UI"/>
-                <w:sz w:val="24"/>
+              <w:spacing w:beforeAutospacing="1"/>
+              <w:rPr>
+                <w:rFonts w:eastAsia="Times New Roman"/>
                 <w:szCs w:val="28"/>
                 <w:lang w:eastAsia="ru-RU"/>
               </w:rPr>
@@ -511,10 +542,9 @@
           </w:tcPr>
           <w:p>
             <w:pPr>
-              <w:spacing w:before="100" w:beforeAutospacing="1"/>
-              <w:rPr>
-                <w:rFonts w:ascii="Cambria Math" w:eastAsia="Times New Roman" w:hAnsi="Cambria Math" w:cs="Segoe UI"/>
-                <w:sz w:val="24"/>
+              <w:spacing w:beforeAutospacing="1"/>
+              <w:rPr>
+                <w:rFonts w:eastAsia="Times New Roman"/>
                 <w:szCs w:val="28"/>
                 <w:lang w:eastAsia="ru-RU"/>
               </w:rPr>
@@ -527,10 +557,9 @@
           </w:tcPr>
           <w:p>
             <w:pPr>
-              <w:spacing w:before="100" w:beforeAutospacing="1"/>
-              <w:rPr>
-                <w:rFonts w:ascii="Cambria Math" w:eastAsia="Times New Roman" w:hAnsi="Cambria Math" w:cs="Segoe UI"/>
-                <w:sz w:val="24"/>
+              <w:spacing w:beforeAutospacing="1"/>
+              <w:rPr>
+                <w:rFonts w:eastAsia="Times New Roman"/>
                 <w:szCs w:val="28"/>
                 <w:lang w:eastAsia="ru-RU"/>
               </w:rPr>
@@ -543,10 +572,9 @@
           </w:tcPr>
           <w:p>
             <w:pPr>
-              <w:spacing w:before="100" w:beforeAutospacing="1"/>
-              <w:rPr>
-                <w:rFonts w:ascii="Cambria Math" w:eastAsia="Times New Roman" w:hAnsi="Cambria Math" w:cs="Segoe UI"/>
-                <w:sz w:val="24"/>
+              <w:spacing w:beforeAutospacing="1"/>
+              <w:rPr>
+                <w:rFonts w:eastAsia="Times New Roman"/>
                 <w:szCs w:val="28"/>
                 <w:lang w:eastAsia="ru-RU"/>
               </w:rPr>
@@ -560,14 +588,12 @@
         <w:tabs>
           <w:tab w:val="left" w:pos="2205"/>
         </w:tabs>
-        <w:rPr>
-          <w:sz w:val="24"/>
-        </w:rPr>
       </w:pPr>
     </w:p>
     <w:sectPr>
+      <w:type w:val="continuous"/>
       <w:pgSz w:w="11906" w:h="16838"/>
-      <w:pgMar w:top="1134" w:right="850" w:bottom="1134" w:left="1701" w:header="708" w:footer="708" w:gutter="0"/>
+      <w:pgMar w:top="850" w:right="850" w:bottom="850" w:left="850" w:header="708" w:footer="708" w:gutter="0"/>
       <w:cols w:space="708"/>
       <w:docGrid w:linePitch="360"/>
     </w:sectPr>
@@ -579,9 +605,6 @@
 <w:endnotes xmlns:wpc="http://schemas.microsoft.com/office/word/2010/wordprocessingCanvas" xmlns:cx="http://schemas.microsoft.com/office/drawing/2014/chartex" xmlns:cx1="http://schemas.microsoft.com/office/drawing/2015/9/8/chartex" xmlns:cx2="http://schemas.microsoft.com/office/drawing/2015/10/21/chartex" xmlns:cx3="http://schemas.microsoft.com/office/drawing/2016/5/9/chartex" xmlns:cx4="http://schemas.microsoft.com/office/drawing/2016/5/10/chartex" xmlns:cx5="http://schemas.microsoft.com/office/drawing/2016/5/11/chartex" xmlns:cx6="http://schemas.microsoft.com/office/drawing/2016/5/12/chartex" xmlns:cx7="http://schemas.microsoft.com/office/drawing/2016/5/13/chartex" xmlns:cx8="http://schemas.microsoft.com/office/drawing/2016/5/14/chartex" xmlns:mc="http://schemas.openxmlformats.org/markup-compatibility/2006" xmlns:aink="http://schemas.microsoft.com/office/drawing/2016/ink" xmlns:am3d="http://schemas.microsoft.com/office/drawing/2017/model3d" xmlns:o="urn:schemas-microsoft-com:office:office" xmlns:r="http://schemas.openxmlformats.org/officeDocument/2006/relationships" xmlns:m="http://schemas.openxmlformats.org/officeDocument/2006/math" xmlns:v="urn:schemas-microsoft-com:vml" xmlns:wp14="http://schemas.microsoft.com/office/word/2010/wordprocessingDrawing" xmlns:wp="http://schemas.openxmlformats.org/drawingml/2006/wordprocessingDrawing" xmlns:w10="urn:schemas-microsoft-com:office:word" xmlns:w="http://schemas.openxmlformats.org/wordprocessingml/2006/main" xmlns:w14="http://schemas.microsoft.com/office/word/2010/wordml" xmlns:w15="http://schemas.microsoft.com/office/word/2012/wordml" xmlns:w16cex="http://schemas.microsoft.com/office/word/2018/wordml/cex" xmlns:w16cid="http://schemas.microsoft.com/office/word/2016/wordml/cid" xmlns:w16="http://schemas.microsoft.com/office/word/2018/wordml" xmlns:w16sdtdh="http://schemas.microsoft.com/office/word/2020/wordml/sdtdatahash" xmlns:w16se="http://schemas.microsoft.com/office/word/2015/wordml/symex" xmlns:wpg="http://schemas.microsoft.com/office/word/2010/wordprocessingGroup" xmlns:wpi="http://schemas.microsoft.com/office/word/2010/wordprocessingInk" xmlns:wne="http://schemas.microsoft.com/office/word/2006/wordml" xmlns:wps="http://schemas.microsoft.com/office/word/2010/wordprocessingShape" mc:Ignorable="w14 w15 w16se w16cid w16 w16cex w16sdtdh wp14">
   <w:endnote w:type="separator" w:id="-1">
     <w:p>
-      <w:pPr>
-        <w:spacing w:after="0" w:line="240" w:lineRule="auto"/>
-      </w:pPr>
       <w:r>
         <w:separator/>
       </w:r>
@@ -589,9 +612,6 @@
   </w:endnote>
   <w:endnote w:type="continuationSeparator" w:id="0">
     <w:p>
-      <w:pPr>
-        <w:spacing w:after="0" w:line="240" w:lineRule="auto"/>
-      </w:pPr>
       <w:r>
         <w:continuationSeparator/>
       </w:r>
@@ -604,9 +624,6 @@
 <w:footnotes xmlns:wpc="http://schemas.microsoft.com/office/word/2010/wordprocessingCanvas" xmlns:cx="http://schemas.microsoft.com/office/drawing/2014/chartex" xmlns:cx1="http://schemas.microsoft.com/office/drawing/2015/9/8/chartex" xmlns:cx2="http://schemas.microsoft.com/office/drawing/2015/10/21/chartex" xmlns:cx3="http://schemas.microsoft.com/office/drawing/2016/5/9/chartex" xmlns:cx4="http://schemas.microsoft.com/office/drawing/2016/5/10/chartex" xmlns:cx5="http://schemas.microsoft.com/office/drawing/2016/5/11/chartex" xmlns:cx6="http://schemas.microsoft.com/office/drawing/2016/5/12/chartex" xmlns:cx7="http://schemas.microsoft.com/office/drawing/2016/5/13/chartex" xmlns:cx8="http://schemas.microsoft.com/office/drawing/2016/5/14/chartex" xmlns:mc="http://schemas.openxmlformats.org/markup-compatibility/2006" xmlns:aink="http://schemas.microsoft.com/office/drawing/2016/ink" xmlns:am3d="http://schemas.microsoft.com/office/drawing/2017/model3d" xmlns:o="urn:schemas-microsoft-com:office:office" xmlns:r="http://schemas.openxmlformats.org/officeDocument/2006/relationships" xmlns:m="http://schemas.openxmlformats.org/officeDocument/2006/math" xmlns:v="urn:schemas-microsoft-com:vml" xmlns:wp14="http://schemas.microsoft.com/office/word/2010/wordprocessingDrawing" xmlns:wp="http://schemas.openxmlformats.org/drawingml/2006/wordprocessingDrawing" xmlns:w10="urn:schemas-microsoft-com:office:word" xmlns:w="http://schemas.openxmlformats.org/wordprocessingml/2006/main" xmlns:w14="http://schemas.microsoft.com/office/word/2010/wordml" xmlns:w15="http://schemas.microsoft.com/office/word/2012/wordml" xmlns:w16cex="http://schemas.microsoft.com/office/word/2018/wordml/cex" xmlns:w16cid="http://schemas.microsoft.com/office/word/2016/wordml/cid" xmlns:w16="http://schemas.microsoft.com/office/word/2018/wordml" xmlns:w16sdtdh="http://schemas.microsoft.com/office/word/2020/wordml/sdtdatahash" xmlns:w16se="http://schemas.microsoft.com/office/word/2015/wordml/symex" xmlns:wpg="http://schemas.microsoft.com/office/word/2010/wordprocessingGroup" xmlns:wpi="http://schemas.microsoft.com/office/word/2010/wordprocessingInk" xmlns:wne="http://schemas.microsoft.com/office/word/2006/wordml" xmlns:wps="http://schemas.microsoft.com/office/word/2010/wordprocessingShape" mc:Ignorable="w14 w15 w16se w16cid w16 w16cex w16sdtdh wp14">
   <w:footnote w:type="separator" w:id="-1">
     <w:p>
-      <w:pPr>
-        <w:spacing w:after="0" w:line="240" w:lineRule="auto"/>
-      </w:pPr>
       <w:r>
         <w:separator/>
       </w:r>
@@ -614,9 +631,6 @@
   </w:footnote>
   <w:footnote w:type="continuationSeparator" w:id="0">
     <w:p>
-      <w:pPr>
-        <w:spacing w:after="0" w:line="240" w:lineRule="auto"/>
-      </w:pPr>
       <w:r>
         <w:continuationSeparator/>
       </w:r>
@@ -1233,6 +1247,14 @@
   <w:style w:type="paragraph" w:default="1" w:styleId="a">
     <w:name w:val="Normal"/>
     <w:qFormat/>
+    <w:pPr>
+      <w:spacing w:after="0" w:line="240" w:lineRule="auto"/>
+      <w:jc w:val="both"/>
+    </w:pPr>
+    <w:rPr>
+      <w:rFonts w:ascii="Times New Roman" w:hAnsi="Times New Roman" w:cs="Times New Roman"/>
+      <w:sz w:val="24"/>
+    </w:rPr>
   </w:style>
   <w:style w:type="character" w:default="1" w:styleId="a0">
     <w:name w:val="Default Paragraph Font"/>
@@ -1292,7 +1314,6 @@
         <w:tab w:val="center" w:pos="4677"/>
         <w:tab w:val="right" w:pos="9355"/>
       </w:tabs>
-      <w:spacing w:after="0" w:line="240" w:lineRule="auto"/>
     </w:pPr>
   </w:style>
   <w:style w:type="character" w:customStyle="1" w:styleId="a5">
@@ -1314,7 +1335,6 @@
         <w:tab w:val="center" w:pos="4677"/>
         <w:tab w:val="right" w:pos="9355"/>
       </w:tabs>
-      <w:spacing w:after="0" w:line="240" w:lineRule="auto"/>
     </w:pPr>
   </w:style>
   <w:style w:type="character" w:customStyle="1" w:styleId="a7">
